--- a/Pubs_Project/New Microsoft Word Document.docx
+++ b/Pubs_Project/New Microsoft Word Document.docx
@@ -13,9 +13,14 @@
           <w:sz w:val="40"/>
           <w:szCs w:val="40"/>
           <w:rtl/>
-        </w:rPr>
-      </w:pPr>
-      <w:r>
+          <w:lang w:bidi="fa-IR"/>
+        </w:rPr>
+      </w:pPr>
+    </w:p>
+    <w:p>
+      <w:pPr>
+        <w:bidi/>
+        <w:jc w:val="center"/>
         <w:rPr>
           <w:rFonts w:cs="B Nazanin"/>
           <w:b/>
@@ -25,18 +30,73 @@
           <w:rtl/>
           <w:lang w:bidi="fa-IR"/>
         </w:rPr>
-        <w:t xml:space="preserve">سند دیتا دیکشنری و دیتا پروفایلینگ پایگاه داده </w:t>
-      </w:r>
-      <w:r>
+      </w:pPr>
+    </w:p>
+    <w:p>
+      <w:pPr>
+        <w:bidi/>
+        <w:jc w:val="center"/>
         <w:rPr>
           <w:rFonts w:cs="B Nazanin"/>
           <w:b/>
           <w:bCs/>
           <w:sz w:val="40"/>
           <w:szCs w:val="40"/>
+          <w:rtl/>
+          <w:lang w:bidi="fa-IR"/>
+        </w:rPr>
+      </w:pPr>
+    </w:p>
+    <w:p>
+      <w:pPr>
+        <w:bidi/>
+        <w:jc w:val="center"/>
+        <w:rPr>
+          <w:rFonts w:cs="B Nazanin"/>
+          <w:b/>
+          <w:bCs/>
+          <w:sz w:val="48"/>
+          <w:szCs w:val="48"/>
+          <w:rtl/>
+        </w:rPr>
+      </w:pPr>
+      <w:r>
+        <w:rPr>
+          <w:rFonts w:cs="B Nazanin"/>
+          <w:b/>
+          <w:bCs/>
+          <w:sz w:val="48"/>
+          <w:szCs w:val="48"/>
+          <w:rtl/>
+          <w:lang w:bidi="fa-IR"/>
+        </w:rPr>
+        <w:t xml:space="preserve">سند دیتا دیکشنری و دیتا پروفایلینگ پایگاه داده </w:t>
+      </w:r>
+      <w:r>
+        <w:rPr>
+          <w:rFonts w:cs="B Nazanin"/>
+          <w:b/>
+          <w:bCs/>
+          <w:sz w:val="48"/>
+          <w:szCs w:val="48"/>
         </w:rPr>
         <w:t>pubs</w:t>
       </w:r>
+    </w:p>
+    <w:p>
+      <w:pPr>
+        <w:bidi/>
+        <w:jc w:val="center"/>
+        <w:rPr>
+          <w:rFonts w:cs="B Nazanin"/>
+          <w:b/>
+          <w:bCs/>
+          <w:sz w:val="40"/>
+          <w:szCs w:val="40"/>
+          <w:rtl/>
+          <w:lang w:bidi="fa-IR"/>
+        </w:rPr>
+      </w:pPr>
     </w:p>
     <w:p>
       <w:pPr>
@@ -64,6 +124,21 @@
         </w:rPr>
         <w:t>استاد:</w:t>
       </w:r>
+    </w:p>
+    <w:p>
+      <w:pPr>
+        <w:bidi/>
+        <w:jc w:val="center"/>
+        <w:rPr>
+          <w:rFonts w:cs="B Nazanin"/>
+          <w:b/>
+          <w:bCs/>
+          <w:sz w:val="40"/>
+          <w:szCs w:val="40"/>
+          <w:rtl/>
+          <w:lang w:bidi="fa-IR"/>
+        </w:rPr>
+      </w:pPr>
       <w:r>
         <w:rPr>
           <w:rFonts w:cs="B Nazanin"/>
@@ -103,6 +178,21 @@
           <w:lang w:bidi="fa-IR"/>
         </w:rPr>
       </w:pPr>
+    </w:p>
+    <w:p>
+      <w:pPr>
+        <w:bidi/>
+        <w:jc w:val="center"/>
+        <w:rPr>
+          <w:rFonts w:cs="B Nazanin"/>
+          <w:b/>
+          <w:bCs/>
+          <w:sz w:val="40"/>
+          <w:szCs w:val="40"/>
+          <w:rtl/>
+          <w:lang w:bidi="fa-IR"/>
+        </w:rPr>
+      </w:pPr>
       <w:r>
         <w:rPr>
           <w:rFonts w:cs="B Nazanin" w:hint="cs"/>
@@ -115,6 +205,21 @@
         </w:rPr>
         <w:t>تهییه کننده:</w:t>
       </w:r>
+    </w:p>
+    <w:p>
+      <w:pPr>
+        <w:bidi/>
+        <w:jc w:val="center"/>
+        <w:rPr>
+          <w:rFonts w:cs="B Nazanin"/>
+          <w:b/>
+          <w:bCs/>
+          <w:sz w:val="40"/>
+          <w:szCs w:val="40"/>
+          <w:rtl/>
+          <w:lang w:bidi="fa-IR"/>
+        </w:rPr>
+      </w:pPr>
       <w:r>
         <w:rPr>
           <w:rFonts w:cs="B Nazanin"/>
@@ -170,7 +275,7 @@
         <w:bidi/>
         <w:jc w:val="center"/>
         <w:rPr>
-          <w:rFonts w:cs="B Nazanin" w:hint="cs"/>
+          <w:rFonts w:cs="B Nazanin"/>
           <w:b/>
           <w:bCs/>
           <w:sz w:val="40"/>
@@ -2583,7 +2688,7 @@
               <w:bidi/>
               <w:jc w:val="center"/>
               <w:rPr>
-                <w:rFonts w:cs="B Nazanin" w:hint="cs"/>
+                <w:rFonts w:cs="B Nazanin"/>
                 <w:b w:val="0"/>
                 <w:bCs w:val="0"/>
                 <w:sz w:val="28"/>
@@ -2912,17 +3017,7 @@
                 <w:sz w:val="28"/>
                 <w:szCs w:val="28"/>
               </w:rPr>
-              <w:t>S</w:t>
-            </w:r>
-            <w:r>
-              <w:rPr>
-                <w:rFonts w:cs="B Nazanin"/>
-                <w:b w:val="0"/>
-                <w:bCs w:val="0"/>
-                <w:sz w:val="28"/>
-                <w:szCs w:val="28"/>
-              </w:rPr>
-              <w:t>ales</w:t>
+              <w:t>Sales</w:t>
             </w:r>
           </w:p>
         </w:tc>
@@ -3101,17 +3196,7 @@
                 <w:sz w:val="28"/>
                 <w:szCs w:val="28"/>
               </w:rPr>
-              <w:t>D</w:t>
-            </w:r>
-            <w:r>
-              <w:rPr>
-                <w:rFonts w:cs="B Nazanin"/>
-                <w:b w:val="0"/>
-                <w:bCs w:val="0"/>
-                <w:sz w:val="28"/>
-                <w:szCs w:val="28"/>
-              </w:rPr>
-              <w:t>iscounts</w:t>
+              <w:t>Discounts</w:t>
             </w:r>
           </w:p>
         </w:tc>
@@ -45260,6 +45345,7 @@
   <w:style w:type="character" w:default="1" w:styleId="DefaultParagraphFont">
     <w:name w:val="Default Paragraph Font"/>
     <w:uiPriority w:val="1"/>
+    <w:semiHidden/>
     <w:unhideWhenUsed/>
   </w:style>
   <w:style w:type="table" w:default="1" w:styleId="TableNormal">
